--- a/artifacts/HR-02/build/resume-ca-112.docx
+++ b/artifacts/HR-02/build/resume-ca-112.docx
@@ -32,7 +32,7 @@
         </w:numPr>
       </w:pPr>
       <w:r>
-        <w:t xml:space="preserve">Requisition ID: RQN-2026-0105</w:t>
+        <w:t xml:space="preserve">Requisition ID: RQN-2026-0106</w:t>
       </w:r>
     </w:p>
     <w:p>
@@ -44,7 +44,7 @@
         </w:numPr>
       </w:pPr>
       <w:r>
-        <w:t xml:space="preserve">Application date: 2026-03-13</w:t>
+        <w:t xml:space="preserve">Application date: 2026-03-16</w:t>
       </w:r>
     </w:p>
     <w:p>
@@ -73,7 +73,7 @@
         <w:pStyle w:val="FirstParagraph"/>
       </w:pPr>
       <w:r>
-        <w:t xml:space="preserve">Platform engineer on data infrastructure. The last few years have been the path between producers we do not control and consumers who cannot tolerate surprises, which is mostly the job of making ambiguity visible before making it go away. I am looking for a seat where that work is the job rather than the tax on the job.</w:t>
+        <w:t xml:space="preserve">Program manager on operational data. The last few years have been the route between producers we do not control and consumers who cannot tolerate surprises, which is mostly the job of making ambiguity visible before making it go away. I am looking for a seat where that work is the job rather than the tax on the job.</w:t>
       </w:r>
     </w:p>
     <w:bookmarkEnd w:id="9"/>
@@ -86,13 +86,13 @@
         <w:t xml:space="preserve">Experience</w:t>
       </w:r>
     </w:p>
-    <w:bookmarkStart w:id="10" w:name="X6c2dbf3b5d093c2a242edeffb4fee54021435c6"/>
+    <w:bookmarkStart w:id="10" w:name="Xc28c9e0351da8d3a231bd09a159c14a5ef61d1b"/>
     <w:p>
       <w:pPr>
         <w:pStyle w:val="Heading3"/>
       </w:pPr>
       <w:r>
-        <w:t xml:space="preserve">Senior Software Engineer, a mid sized business software company, 4 years 3 months</w:t>
+        <w:t xml:space="preserve">Program Manager, a mid sized business services company, 4 years 3 months</w:t>
       </w:r>
     </w:p>
     <w:p>
@@ -104,7 +104,7 @@
         </w:numPr>
       </w:pPr>
       <w:r>
-        <w:t xml:space="preserve">Own the ingest path for an operational data product, including the classification of records that arrive without a reliable marker.</w:t>
+        <w:t xml:space="preserve">Hold the plan for an operational data program, including how records that arrive without a reliable marker are classified.</w:t>
       </w:r>
     </w:p>
     <w:p>
@@ -128,7 +128,7 @@
         </w:numPr>
       </w:pPr>
       <w:r>
-        <w:t xml:space="preserve">Published a confidence marker with each record so a consumer could see an inference for what it was, and refused to present a guess as a fact.</w:t>
+        <w:t xml:space="preserve">Published a confidence marker with each record so a reader could see an inference for what it was, and refused to present a guess as a fact.</w:t>
       </w:r>
     </w:p>
     <w:p>
@@ -140,17 +140,29 @@
         </w:numPr>
       </w:pPr>
       <w:r>
-        <w:t xml:space="preserve">Agreed the meaning of a disputed field with two consuming groups who did not report to me before changing anything in the path.</w:t>
+        <w:t xml:space="preserve">Agreed the meaning of a disputed field with two consuming groups who did not report to me before changing anything in the route.</w:t>
+      </w:r>
+    </w:p>
+    <w:p>
+      <w:pPr>
+        <w:pStyle w:val="Compact"/>
+        <w:numPr>
+          <w:ilvl w:val="0"/>
+          <w:numId w:val="1002"/>
+        </w:numPr>
+      </w:pPr>
+      <w:r>
+        <w:t xml:space="preserve">Told the sponsor which of the three quality problems would be left alone that quarter and what that would cost us.</w:t>
       </w:r>
     </w:p>
     <w:bookmarkEnd w:id="10"/>
-    <w:bookmarkStart w:id="11" w:name="Xd089623fd95e9ba04b922eaec930a7556699107"/>
+    <w:bookmarkStart w:id="11" w:name="Xb96d8cc5e1292fef91bbfb9d8e8982b525e3f63"/>
     <w:p>
       <w:pPr>
         <w:pStyle w:val="Heading3"/>
       </w:pPr>
       <w:r>
-        <w:t xml:space="preserve">Software Engineer, a large logistics software company, 3 years 6 months</w:t>
+        <w:t xml:space="preserve">Operations Analyst, a large logistics services company, 3 years 6 months</w:t>
       </w:r>
     </w:p>
     <w:p>
@@ -162,7 +174,7 @@
         </w:numPr>
       </w:pPr>
       <w:r>
-        <w:t xml:space="preserve">Built the services around a tracking feed and the deduplication in front of them.</w:t>
+        <w:t xml:space="preserve">Ran the checks around a tracking feed and the duplicate handling in front of them.</w:t>
       </w:r>
     </w:p>
     <w:p>
@@ -186,7 +198,7 @@
         </w:numPr>
       </w:pPr>
       <w:r>
-        <w:t xml:space="preserve">Took the pager for the feed and wrote the runbook that came with it.</w:t>
+        <w:t xml:space="preserve">Took the out of hours rota for the feed and wrote the runbook that came with it.</w:t>
       </w:r>
     </w:p>
     <w:bookmarkEnd w:id="11"/>
@@ -209,7 +221,7 @@
         </w:numPr>
       </w:pPr>
       <w:r>
-        <w:t xml:space="preserve">Data engineering associate, current.</w:t>
+        <w:t xml:space="preserve">Data management associate, current.</w:t>
       </w:r>
     </w:p>
     <w:bookmarkEnd w:id="13"/>

--- a/artifacts/HR-02/build/resume-ca-112.docx
+++ b/artifacts/HR-02/build/resume-ca-112.docx
@@ -116,7 +116,7 @@
         </w:numPr>
       </w:pPr>
       <w:r>
-        <w:t xml:space="preserve">Separated a trusted class, an inferred class and an unknown class rather than folding unknown into inferred, and routed the unknown class to a person until the shape of it was understood.</w:t>
+        <w:t xml:space="preserve">Ruled out one of the three quality problems for the quarter and told the sponsor what leaving it alone would cost.</w:t>
       </w:r>
     </w:p>
     <w:p>
@@ -128,7 +128,7 @@
         </w:numPr>
       </w:pPr>
       <w:r>
-        <w:t xml:space="preserve">Published a confidence marker with each record so a reader could see an inference for what it was, and refused to present a guess as a fact.</w:t>
+        <w:t xml:space="preserve">Separated a trusted class, an inferred class and an unknown class rather than folding unknown into inferred, and routed the unknown class to a person until the shape of it was understood.</w:t>
       </w:r>
     </w:p>
     <w:p>
@@ -140,7 +140,7 @@
         </w:numPr>
       </w:pPr>
       <w:r>
-        <w:t xml:space="preserve">Agreed the meaning of a disputed field with two consuming groups who did not report to me before changing anything in the route.</w:t>
+        <w:t xml:space="preserve">Published a confidence marker with each record so a reader could see an inference for what it was, and refused to present a guess as a fact.</w:t>
       </w:r>
     </w:p>
     <w:p>
@@ -152,7 +152,7 @@
         </w:numPr>
       </w:pPr>
       <w:r>
-        <w:t xml:space="preserve">Told the sponsor which of the three quality problems would be left alone that quarter and what that would cost us.</w:t>
+        <w:t xml:space="preserve">Agreed the meaning of a disputed field with two consuming groups who did not report to me before changing anything in the route.</w:t>
       </w:r>
     </w:p>
     <w:bookmarkEnd w:id="10"/>

--- a/artifacts/HR-02/build/resume-ca-112.docx
+++ b/artifacts/HR-02/build/resume-ca-112.docx
@@ -116,7 +116,7 @@
         </w:numPr>
       </w:pPr>
       <w:r>
-        <w:t xml:space="preserve">Ruled out one of the three quality problems for the quarter and told the sponsor what leaving it alone would cost.</w:t>
+        <w:t xml:space="preserve">Left one of the three quality problems alone for the quarter, and named what that would cost in the note the sponsor reads.</w:t>
       </w:r>
     </w:p>
     <w:p>
